--- a/Documentation/04_PV_Test_Restauration.docx
+++ b/Documentation/04_PV_Test_Restauration.docx
@@ -1729,7 +1729,7 @@
           <w:sz w:val="18"/>
           <w:szCs w:val="18"/>
         </w:rPr>
-        <w:t xml:space="preserve"> BORG_PASSPHRASE='BrogIRIS2026'</w:t>
+        <w:t xml:space="preserve"> BORG_PASSPHRASE='[CONFIDENTIEL]'</w:t>
       </w:r>
     </w:p>
     <w:p>
